--- a/production/worksheets/03-ch3-energy-speed-practice.docx
+++ b/production/worksheets/03-ch3-energy-speed-practice.docx
@@ -24,7 +24,7 @@
           <w:b w:val="0"/>
           <w:i/>
           <w:color w:val="444444"/>
-          <w:sz w:val="22"/>
+          <w:sz w:val="24"/>
         </w:rPr>
         <w:t>Chapter 3 · Grade 4</w:t>
       </w:r>
@@ -68,7 +68,7 @@
           <w:b w:val="0"/>
           <w:i w:val="0"/>
           <w:color w:val="444444"/>
-          <w:sz w:val="22"/>
+          <w:sz w:val="24"/>
         </w:rPr>
         <w:t>Which comparisons are fair (the SAME object at different speeds)? Circle SAME or NOT.</w:t>
       </w:r>
@@ -96,7 +96,7 @@
               <w:rPr>
                 <w:b/>
                 <w:color w:val="1F3A5F"/>
-                <w:sz w:val="22"/>
+                <w:sz w:val="24"/>
               </w:rPr>
               <w:t>Comparison</w:t>
             </w:r>
@@ -113,7 +113,7 @@
               <w:rPr>
                 <w:b/>
                 <w:color w:val="1F3A5F"/>
-                <w:sz w:val="22"/>
+                <w:sz w:val="24"/>
               </w:rPr>
               <w:t>Fair (same object)?</w:t>
             </w:r>
@@ -251,7 +251,7 @@
           <w:b w:val="0"/>
           <w:i w:val="0"/>
           <w:color w:val="444444"/>
-          <w:sz w:val="22"/>
+          <w:sz w:val="24"/>
         </w:rPr>
         <w:t>A group tested ONE ball down a ramp at three heights.</w:t>
       </w:r>
@@ -280,7 +280,7 @@
               <w:rPr>
                 <w:b/>
                 <w:color w:val="1F3A5F"/>
-                <w:sz w:val="22"/>
+                <w:sz w:val="24"/>
               </w:rPr>
               <w:t>Ramp Height</w:t>
             </w:r>
@@ -297,7 +297,7 @@
               <w:rPr>
                 <w:b/>
                 <w:color w:val="1F3A5F"/>
-                <w:sz w:val="22"/>
+                <w:sz w:val="24"/>
               </w:rPr>
               <w:t>Average Cup Displacement</w:t>
             </w:r>
@@ -314,7 +314,7 @@
               <w:rPr>
                 <w:b/>
                 <w:color w:val="1F3A5F"/>
-                <w:sz w:val="22"/>
+                <w:sz w:val="24"/>
               </w:rPr>
               <w:t>Faster or slower?</w:t>
             </w:r>
@@ -439,7 +439,7 @@
           <w:b w:val="0"/>
           <w:i w:val="0"/>
           <w:color w:val="444444"/>
-          <w:sz w:val="22"/>
+          <w:sz w:val="24"/>
         </w:rPr>
         <w:t>Which ramp height made the ball move fastest? ____________  How do you know? (You did not measure speed.)</w:t>
       </w:r>
@@ -482,7 +482,7 @@
           <w:b w:val="0"/>
           <w:i w:val="0"/>
           <w:color w:val="444444"/>
-          <w:sz w:val="22"/>
+          <w:sz w:val="24"/>
         </w:rPr>
         <w:t>A class graphed Ramp Height vs. Average Cup Displacement. The tallest bar is at 3 books, the shortest at 1 book.</w:t>
       </w:r>
@@ -496,7 +496,7 @@
           <w:b w:val="0"/>
           <w:i w:val="0"/>
           <w:color w:val="444444"/>
-          <w:sz w:val="22"/>
+          <w:sz w:val="24"/>
         </w:rPr>
         <w:t>What does this graph show about speed and energy of motion for the SAME ball?</w:t>
       </w:r>
@@ -539,7 +539,7 @@
           <w:b w:val="0"/>
           <w:i w:val="0"/>
           <w:color w:val="444444"/>
-          <w:sz w:val="22"/>
+          <w:sz w:val="24"/>
         </w:rPr>
         <w:t>Which evidence supports the claim: “Faster motion of the same object is associated with greater energy of motion”? Circle all that fit.</w:t>
       </w:r>
@@ -550,7 +550,7 @@
       </w:pPr>
       <w:r>
         <w:rPr>
-          <w:sz w:val="22"/>
+          <w:sz w:val="24"/>
         </w:rPr>
         <w:t>1. The same ball moved the cup farther from a higher ramp.</w:t>
       </w:r>
@@ -561,7 +561,7 @@
       </w:pPr>
       <w:r>
         <w:rPr>
-          <w:sz w:val="22"/>
+          <w:sz w:val="24"/>
         </w:rPr>
         <w:t>2. The ball is blue.</w:t>
       </w:r>
@@ -572,7 +572,7 @@
       </w:pPr>
       <w:r>
         <w:rPr>
-          <w:sz w:val="22"/>
+          <w:sz w:val="24"/>
         </w:rPr>
         <w:t>3. The same ball made a bigger crater from a higher drop.</w:t>
       </w:r>
@@ -583,7 +583,7 @@
       </w:pPr>
       <w:r>
         <w:rPr>
-          <w:sz w:val="22"/>
+          <w:sz w:val="24"/>
         </w:rPr>
         <w:t>4. A heavier ball moved the cup farther.</w:t>
       </w:r>
@@ -610,7 +610,7 @@
           <w:b w:val="0"/>
           <w:i w:val="0"/>
           <w:color w:val="444444"/>
-          <w:sz w:val="22"/>
+          <w:sz w:val="24"/>
         </w:rPr>
         <w:t>A scientist says: “The heavier ball had more energy, so speed must be the reason.”</w:t>
       </w:r>
@@ -624,7 +624,7 @@
           <w:b w:val="0"/>
           <w:i w:val="0"/>
           <w:color w:val="444444"/>
-          <w:sz w:val="22"/>
+          <w:sz w:val="24"/>
         </w:rPr>
         <w:t>What is wrong with this claim? (Hint: what changed besides speed?)</w:t>
       </w:r>

--- a/production/worksheets/03-ch3-energy-speed-practice.docx
+++ b/production/worksheets/03-ch3-energy-speed-practice.docx
@@ -4,646 +4,185 @@
   <w:body>
     <w:p>
       <w:pPr>
-        <w:spacing w:after="80"/>
+        <w:spacing w:after="120"/>
       </w:pPr>
       <w:r>
         <w:rPr>
+          <w:rFonts w:ascii="Calibri" w:hAnsi="Calibri"/>
           <w:b/>
-          <w:color w:val="1F3A5F"/>
-          <w:sz w:val="40"/>
+          <w:color w:val="1B4FC2"/>
+          <w:sz w:val="36"/>
         </w:rPr>
-        <w:t>Practice — Energy and Speed Are Related</w:t>
+        <w:t>Chapter 3  ·  Energy and Speed Are Related</w:t>
       </w:r>
     </w:p>
     <w:p>
       <w:pPr>
-        <w:spacing w:after="80"/>
+        <w:spacing w:after="120"/>
       </w:pPr>
       <w:r>
         <w:rPr>
-          <w:b w:val="0"/>
-          <w:i/>
-          <w:color w:val="444444"/>
+          <w:rFonts w:ascii="Calibri" w:hAnsi="Calibri"/>
+          <w:b/>
+          <w:color w:val="1A1D26"/>
           <w:sz w:val="24"/>
         </w:rPr>
-        <w:t>Chapter 3 · Grade 4</w:t>
+        <w:t>Practice  ·  not graded  ·  OPTIONAL</w:t>
       </w:r>
     </w:p>
     <w:p>
       <w:pPr>
-        <w:spacing w:after="160"/>
+        <w:spacing w:after="120"/>
       </w:pPr>
       <w:r>
         <w:rPr>
-          <w:sz w:val="24"/>
+          <w:rFonts w:ascii="Calibri" w:hAnsi="Calibri"/>
+          <w:b w:val="0"/>
+          <w:color w:val="1A1D26"/>
+          <w:sz w:val="28"/>
         </w:rPr>
-        <w:t>Name: ____________________________</w:t>
-      </w:r>
-      <w:r>
-        <w:rPr>
-          <w:sz w:val="24"/>
-        </w:rPr>
-        <w:t xml:space="preserve">    Date: ________________</w:t>
+        <w:t>Name ______________________________    Date ______________</w:t>
       </w:r>
     </w:p>
     <w:p>
       <w:pPr>
-        <w:spacing w:before="200" w:after="60"/>
+        <w:spacing w:after="120"/>
       </w:pPr>
       <w:r>
         <w:rPr>
-          <w:b/>
-          <w:color w:val="C05014"/>
-          <w:sz w:val="26"/>
+          <w:rFonts w:ascii="Calibri" w:hAnsi="Calibri"/>
+          <w:b w:val="0"/>
+          <w:color w:val="1A1D26"/>
+          <w:sz w:val="28"/>
         </w:rPr>
-        <w:t>A. SAME OBJECT OR NOT?</w:t>
+        <w:t>Use one ball in every part. Do not write a speed number.</w:t>
       </w:r>
     </w:p>
     <w:p>
       <w:pPr>
-        <w:spacing w:after="80"/>
+        <w:spacing w:after="120"/>
       </w:pPr>
       <w:r>
         <w:rPr>
-          <w:b w:val="0"/>
-          <w:i w:val="0"/>
-          <w:color w:val="444444"/>
-          <w:sz w:val="24"/>
+          <w:rFonts w:ascii="Calibri" w:hAnsi="Calibri"/>
+          <w:b/>
+          <w:color w:val="1A1D26"/>
+          <w:sz w:val="28"/>
         </w:rPr>
-        <w:t>Which comparisons are fair (the SAME object at different speeds)? Circle SAME or NOT.</w:t>
-      </w:r>
-    </w:p>
-    <w:tbl>
-      <w:tblPr>
-        <w:tblStyle w:val="TableGrid"/>
-        <w:tblW w:type="auto" w:w="0"/>
-        <w:tblLayout w:type="fixed"/>
-        <w:tblLook w:firstColumn="1" w:firstRow="1" w:lastColumn="0" w:lastRow="0" w:noHBand="0" w:noVBand="1" w:val="04A0"/>
-      </w:tblPr>
-      <w:tblGrid>
-        <w:gridCol w:w="5112"/>
-        <w:gridCol w:w="5112"/>
-      </w:tblGrid>
-      <w:tr>
-        <w:tc>
-          <w:tcPr>
-            <w:tcW w:type="dxa" w:w="6624"/>
-            <w:shd w:fill="E8EDF4"/>
-          </w:tcPr>
-          <w:p>
-            <w:r/>
-            <w:r>
-              <w:rPr>
-                <w:b/>
-                <w:color w:val="1F3A5F"/>
-                <w:sz w:val="24"/>
-              </w:rPr>
-              <w:t>Comparison</w:t>
-            </w:r>
-          </w:p>
-        </w:tc>
-        <w:tc>
-          <w:tcPr>
-            <w:tcW w:type="dxa" w:w="2736"/>
-            <w:shd w:fill="E8EDF4"/>
-          </w:tcPr>
-          <w:p>
-            <w:r/>
-            <w:r>
-              <w:rPr>
-                <w:b/>
-                <w:color w:val="1F3A5F"/>
-                <w:sz w:val="24"/>
-              </w:rPr>
-              <w:t>Fair (same object)?</w:t>
-            </w:r>
-          </w:p>
-        </w:tc>
-      </w:tr>
-      <w:tr>
-        <w:trPr>
-          <w:trHeight w:val="720" w:hRule="atLeast"/>
-        </w:trPr>
-        <w:tc>
-          <w:tcPr>
-            <w:tcW w:type="dxa" w:w="6624"/>
-          </w:tcPr>
-          <w:p>
-            <w:r/>
-            <w:r>
-              <w:t>One ball rolled slowly, then the same ball rolled faster.</w:t>
-            </w:r>
-          </w:p>
-        </w:tc>
-        <w:tc>
-          <w:tcPr>
-            <w:tcW w:type="dxa" w:w="2736"/>
-          </w:tcPr>
-          <w:p>
-            <w:r/>
-            <w:r>
-              <w:t>SAME / NOT</w:t>
-            </w:r>
-          </w:p>
-        </w:tc>
-      </w:tr>
-      <w:tr>
-        <w:trPr>
-          <w:trHeight w:val="720" w:hRule="atLeast"/>
-        </w:trPr>
-        <w:tc>
-          <w:tcPr>
-            <w:tcW w:type="dxa" w:w="6624"/>
-          </w:tcPr>
-          <w:p>
-            <w:r/>
-            <w:r>
-              <w:t>A small ball and a big ball rolled at the same speed.</w:t>
-            </w:r>
-          </w:p>
-        </w:tc>
-        <w:tc>
-          <w:tcPr>
-            <w:tcW w:type="dxa" w:w="2736"/>
-          </w:tcPr>
-          <w:p>
-            <w:r/>
-            <w:r>
-              <w:t>SAME / NOT</w:t>
-            </w:r>
-          </w:p>
-        </w:tc>
-      </w:tr>
-      <w:tr>
-        <w:trPr>
-          <w:trHeight w:val="720" w:hRule="atLeast"/>
-        </w:trPr>
-        <w:tc>
-          <w:tcPr>
-            <w:tcW w:type="dxa" w:w="6624"/>
-          </w:tcPr>
-          <w:p>
-            <w:r/>
-            <w:r>
-              <w:t>One marble dropped from 30 cm, then 60 cm.</w:t>
-            </w:r>
-          </w:p>
-        </w:tc>
-        <w:tc>
-          <w:tcPr>
-            <w:tcW w:type="dxa" w:w="2736"/>
-          </w:tcPr>
-          <w:p>
-            <w:r/>
-            <w:r>
-              <w:t>SAME / NOT</w:t>
-            </w:r>
-          </w:p>
-        </w:tc>
-      </w:tr>
-      <w:tr>
-        <w:trPr>
-          <w:trHeight w:val="720" w:hRule="atLeast"/>
-        </w:trPr>
-        <w:tc>
-          <w:tcPr>
-            <w:tcW w:type="dxa" w:w="6624"/>
-          </w:tcPr>
-          <w:p>
-            <w:r/>
-            <w:r>
-              <w:t>A heavy cart and a light cart pushed the same way.</w:t>
-            </w:r>
-          </w:p>
-        </w:tc>
-        <w:tc>
-          <w:tcPr>
-            <w:tcW w:type="dxa" w:w="2736"/>
-          </w:tcPr>
-          <w:p>
-            <w:r/>
-            <w:r>
-              <w:t>SAME / NOT</w:t>
-            </w:r>
-          </w:p>
-        </w:tc>
-      </w:tr>
-    </w:tbl>
-    <w:p>
-      <w:pPr>
-        <w:spacing w:before="200" w:after="60"/>
-      </w:pPr>
-      <w:r>
-        <w:rPr>
-          <w:b/>
-          <w:color w:val="C05014"/>
-          <w:sz w:val="26"/>
-        </w:rPr>
-        <w:t>B. READ THE DATA</w:t>
+        <w:t>1. A student rolls the same ball down a low ramp and a steeper ramp. The cup moves farther from the steeper ramp. What is the evidence?</w:t>
       </w:r>
     </w:p>
     <w:p>
       <w:pPr>
-        <w:spacing w:after="40"/>
+        <w:spacing w:after="120"/>
       </w:pPr>
       <w:r>
         <w:rPr>
+          <w:rFonts w:ascii="Calibri" w:hAnsi="Calibri"/>
           <w:b w:val="0"/>
-          <w:i w:val="0"/>
-          <w:color w:val="444444"/>
-          <w:sz w:val="24"/>
+          <w:color w:val="1A1D26"/>
+          <w:sz w:val="28"/>
         </w:rPr>
-        <w:t>A group tested ONE ball down a ramp at three heights.</w:t>
-      </w:r>
-    </w:p>
-    <w:tbl>
-      <w:tblPr>
-        <w:tblStyle w:val="TableGrid"/>
-        <w:tblW w:type="auto" w:w="0"/>
-        <w:tblLayout w:type="fixed"/>
-        <w:tblLook w:firstColumn="1" w:firstRow="1" w:lastColumn="0" w:lastRow="0" w:noHBand="0" w:noVBand="1" w:val="04A0"/>
-      </w:tblPr>
-      <w:tblGrid>
-        <w:gridCol w:w="3408"/>
-        <w:gridCol w:w="3408"/>
-        <w:gridCol w:w="3408"/>
-      </w:tblGrid>
-      <w:tr>
-        <w:tc>
-          <w:tcPr>
-            <w:tcW w:type="dxa" w:w="3168"/>
-            <w:shd w:fill="E8EDF4"/>
-          </w:tcPr>
-          <w:p>
-            <w:r/>
-            <w:r>
-              <w:rPr>
-                <w:b/>
-                <w:color w:val="1F3A5F"/>
-                <w:sz w:val="24"/>
-              </w:rPr>
-              <w:t>Ramp Height</w:t>
-            </w:r>
-          </w:p>
-        </w:tc>
-        <w:tc>
-          <w:tcPr>
-            <w:tcW w:type="dxa" w:w="3168"/>
-            <w:shd w:fill="E8EDF4"/>
-          </w:tcPr>
-          <w:p>
-            <w:r/>
-            <w:r>
-              <w:rPr>
-                <w:b/>
-                <w:color w:val="1F3A5F"/>
-                <w:sz w:val="24"/>
-              </w:rPr>
-              <w:t>Average Cup Displacement</w:t>
-            </w:r>
-          </w:p>
-        </w:tc>
-        <w:tc>
-          <w:tcPr>
-            <w:tcW w:type="dxa" w:w="3168"/>
-            <w:shd w:fill="E8EDF4"/>
-          </w:tcPr>
-          <w:p>
-            <w:r/>
-            <w:r>
-              <w:rPr>
-                <w:b/>
-                <w:color w:val="1F3A5F"/>
-                <w:sz w:val="24"/>
-              </w:rPr>
-              <w:t>Faster or slower?</w:t>
-            </w:r>
-          </w:p>
-        </w:tc>
-      </w:tr>
-      <w:tr>
-        <w:trPr>
-          <w:trHeight w:val="720" w:hRule="atLeast"/>
-        </w:trPr>
-        <w:tc>
-          <w:tcPr>
-            <w:tcW w:type="dxa" w:w="3168"/>
-          </w:tcPr>
-          <w:p>
-            <w:r/>
-            <w:r>
-              <w:t>1 book</w:t>
-            </w:r>
-          </w:p>
-        </w:tc>
-        <w:tc>
-          <w:tcPr>
-            <w:tcW w:type="dxa" w:w="3168"/>
-          </w:tcPr>
-          <w:p>
-            <w:r/>
-            <w:r>
-              <w:t>6 cm</w:t>
-            </w:r>
-          </w:p>
-        </w:tc>
-        <w:tc>
-          <w:tcPr>
-            <w:tcW w:type="dxa" w:w="3168"/>
-          </w:tcPr>
-          <w:p>
-            <w:r/>
-            <w:r/>
-          </w:p>
-        </w:tc>
-      </w:tr>
-      <w:tr>
-        <w:trPr>
-          <w:trHeight w:val="720" w:hRule="atLeast"/>
-        </w:trPr>
-        <w:tc>
-          <w:tcPr>
-            <w:tcW w:type="dxa" w:w="3168"/>
-          </w:tcPr>
-          <w:p>
-            <w:r/>
-            <w:r>
-              <w:t>2 books</w:t>
-            </w:r>
-          </w:p>
-        </w:tc>
-        <w:tc>
-          <w:tcPr>
-            <w:tcW w:type="dxa" w:w="3168"/>
-          </w:tcPr>
-          <w:p>
-            <w:r/>
-            <w:r>
-              <w:t>14 cm</w:t>
-            </w:r>
-          </w:p>
-        </w:tc>
-        <w:tc>
-          <w:tcPr>
-            <w:tcW w:type="dxa" w:w="3168"/>
-          </w:tcPr>
-          <w:p>
-            <w:r/>
-            <w:r/>
-          </w:p>
-        </w:tc>
-      </w:tr>
-      <w:tr>
-        <w:trPr>
-          <w:trHeight w:val="720" w:hRule="atLeast"/>
-        </w:trPr>
-        <w:tc>
-          <w:tcPr>
-            <w:tcW w:type="dxa" w:w="3168"/>
-          </w:tcPr>
-          <w:p>
-            <w:r/>
-            <w:r>
-              <w:t>3 books</w:t>
-            </w:r>
-          </w:p>
-        </w:tc>
-        <w:tc>
-          <w:tcPr>
-            <w:tcW w:type="dxa" w:w="3168"/>
-          </w:tcPr>
-          <w:p>
-            <w:r/>
-            <w:r>
-              <w:t>22 cm</w:t>
-            </w:r>
-          </w:p>
-        </w:tc>
-        <w:tc>
-          <w:tcPr>
-            <w:tcW w:type="dxa" w:w="3168"/>
-          </w:tcPr>
-          <w:p>
-            <w:r/>
-            <w:r/>
-          </w:p>
-        </w:tc>
-      </w:tr>
-    </w:tbl>
-    <w:p>
-      <w:pPr>
-        <w:spacing w:after="40"/>
-      </w:pPr>
-      <w:r>
-        <w:rPr>
-          <w:b w:val="0"/>
-          <w:i w:val="0"/>
-          <w:color w:val="444444"/>
-          <w:sz w:val="24"/>
-        </w:rPr>
-        <w:t>Which ramp height made the ball move fastest? ____________  How do you know? (You did not measure speed.)</w:t>
+        <w:t>________________________________________________________________</w:t>
       </w:r>
     </w:p>
     <w:p>
       <w:pPr>
-        <w:spacing w:before="40" w:after="120"/>
-        <w:pBdr>
-          <w:bottom w:val="single" w:sz="6" w:space="1" w:color="999999"/>
-        </w:pBdr>
-      </w:pPr>
-    </w:p>
-    <w:p>
-      <w:pPr>
-        <w:spacing w:before="40" w:after="120"/>
-        <w:pBdr>
-          <w:bottom w:val="single" w:sz="6" w:space="1" w:color="999999"/>
-        </w:pBdr>
-      </w:pPr>
-    </w:p>
-    <w:p>
-      <w:pPr>
-        <w:spacing w:before="200" w:after="60"/>
+        <w:spacing w:after="120"/>
       </w:pPr>
       <w:r>
         <w:rPr>
-          <w:b/>
-          <w:color w:val="C05014"/>
-          <w:sz w:val="26"/>
+          <w:rFonts w:ascii="Calibri" w:hAnsi="Calibri"/>
+          <w:b w:val="0"/>
+          <w:color w:val="1A1D26"/>
+          <w:sz w:val="28"/>
         </w:rPr>
-        <w:t>C. READ THE GRAPH</w:t>
+        <w:t>________________________________________________________________</w:t>
       </w:r>
     </w:p>
     <w:p>
       <w:pPr>
-        <w:spacing w:after="40"/>
+        <w:spacing w:after="120"/>
       </w:pPr>
       <w:r>
         <w:rPr>
-          <w:b w:val="0"/>
-          <w:i w:val="0"/>
-          <w:color w:val="444444"/>
-          <w:sz w:val="24"/>
+          <w:rFonts w:ascii="Calibri" w:hAnsi="Calibri"/>
+          <w:b/>
+          <w:color w:val="1A1D26"/>
+          <w:sz w:val="28"/>
         </w:rPr>
-        <w:t>A class graphed Ramp Height vs. Average Cup Displacement. The tallest bar is at 3 books, the shortest at 1 book.</w:t>
+        <w:t>2. Why is it one ball, not a heavy ball and a light ball?</w:t>
       </w:r>
     </w:p>
     <w:p>
       <w:pPr>
-        <w:spacing w:after="40"/>
+        <w:spacing w:after="120"/>
       </w:pPr>
       <w:r>
         <w:rPr>
+          <w:rFonts w:ascii="Calibri" w:hAnsi="Calibri"/>
           <w:b w:val="0"/>
-          <w:i w:val="0"/>
-          <w:color w:val="444444"/>
-          <w:sz w:val="24"/>
+          <w:color w:val="1A1D26"/>
+          <w:sz w:val="28"/>
         </w:rPr>
-        <w:t>What does this graph show about speed and energy of motion for the SAME ball?</w:t>
+        <w:t>________________________________________________________________</w:t>
       </w:r>
     </w:p>
     <w:p>
       <w:pPr>
-        <w:spacing w:before="40" w:after="120"/>
-        <w:pBdr>
-          <w:bottom w:val="single" w:sz="6" w:space="1" w:color="999999"/>
-        </w:pBdr>
-      </w:pPr>
-    </w:p>
-    <w:p>
-      <w:pPr>
-        <w:spacing w:before="40" w:after="120"/>
-        <w:pBdr>
-          <w:bottom w:val="single" w:sz="6" w:space="1" w:color="999999"/>
-        </w:pBdr>
-      </w:pPr>
-    </w:p>
-    <w:p>
-      <w:pPr>
-        <w:spacing w:before="200" w:after="60"/>
+        <w:spacing w:after="120"/>
       </w:pPr>
       <w:r>
         <w:rPr>
-          <w:b/>
-          <w:color w:val="C05014"/>
-          <w:sz w:val="26"/>
+          <w:rFonts w:ascii="Calibri" w:hAnsi="Calibri"/>
+          <w:b w:val="0"/>
+          <w:color w:val="1A1D26"/>
+          <w:sz w:val="28"/>
         </w:rPr>
-        <w:t>D. CLAIM + EVIDENCE</w:t>
+        <w:t>________________________________________________________________</w:t>
       </w:r>
     </w:p>
     <w:p>
       <w:pPr>
-        <w:spacing w:after="40"/>
+        <w:spacing w:after="120"/>
       </w:pPr>
       <w:r>
         <w:rPr>
-          <w:b w:val="0"/>
-          <w:i w:val="0"/>
-          <w:color w:val="444444"/>
-          <w:sz w:val="24"/>
+          <w:rFonts w:ascii="Calibri" w:hAnsi="Calibri"/>
+          <w:b/>
+          <w:color w:val="1A1D26"/>
+          <w:sz w:val="28"/>
         </w:rPr>
-        <w:t>Which evidence supports the claim: “Faster motion of the same object is associated with greater energy of motion”? Circle all that fit.</w:t>
+        <w:t>3. Name one thing that was measured in centimeters, and one thing that was inferred.</w:t>
       </w:r>
     </w:p>
     <w:p>
       <w:pPr>
-        <w:spacing w:after="40"/>
+        <w:spacing w:after="120"/>
       </w:pPr>
       <w:r>
         <w:rPr>
-          <w:sz w:val="24"/>
+          <w:rFonts w:ascii="Calibri" w:hAnsi="Calibri"/>
+          <w:b w:val="0"/>
+          <w:color w:val="1A1D26"/>
+          <w:sz w:val="28"/>
         </w:rPr>
-        <w:t>1. The same ball moved the cup farther from a higher ramp.</w:t>
+        <w:t>Measured: ______________________________________________________</w:t>
       </w:r>
     </w:p>
     <w:p>
       <w:pPr>
-        <w:spacing w:after="40"/>
+        <w:spacing w:after="120"/>
       </w:pPr>
       <w:r>
         <w:rPr>
-          <w:sz w:val="24"/>
+          <w:rFonts w:ascii="Calibri" w:hAnsi="Calibri"/>
+          <w:b w:val="0"/>
+          <w:color w:val="1A1D26"/>
+          <w:sz w:val="28"/>
         </w:rPr>
-        <w:t>2. The ball is blue.</w:t>
+        <w:t>Inferred: ______________________________________________________</w:t>
       </w:r>
-    </w:p>
-    <w:p>
-      <w:pPr>
-        <w:spacing w:after="40"/>
-      </w:pPr>
-      <w:r>
-        <w:rPr>
-          <w:sz w:val="24"/>
-        </w:rPr>
-        <w:t>3. The same ball made a bigger crater from a higher drop.</w:t>
-      </w:r>
-    </w:p>
-    <w:p>
-      <w:pPr>
-        <w:spacing w:after="40"/>
-      </w:pPr>
-      <w:r>
-        <w:rPr>
-          <w:sz w:val="24"/>
-        </w:rPr>
-        <w:t>4. A heavier ball moved the cup farther.</w:t>
-      </w:r>
-    </w:p>
-    <w:p>
-      <w:pPr>
-        <w:spacing w:before="200" w:after="60"/>
-      </w:pPr>
-      <w:r>
-        <w:rPr>
-          <w:b/>
-          <w:color w:val="C05014"/>
-          <w:sz w:val="26"/>
-        </w:rPr>
-        <w:t>E. FIX THE SCIENTIST</w:t>
-      </w:r>
-    </w:p>
-    <w:p>
-      <w:pPr>
-        <w:spacing w:after="40"/>
-      </w:pPr>
-      <w:r>
-        <w:rPr>
-          <w:b w:val="0"/>
-          <w:i w:val="0"/>
-          <w:color w:val="444444"/>
-          <w:sz w:val="24"/>
-        </w:rPr>
-        <w:t>A scientist says: “The heavier ball had more energy, so speed must be the reason.”</w:t>
-      </w:r>
-    </w:p>
-    <w:p>
-      <w:pPr>
-        <w:spacing w:after="40"/>
-      </w:pPr>
-      <w:r>
-        <w:rPr>
-          <w:b w:val="0"/>
-          <w:i w:val="0"/>
-          <w:color w:val="444444"/>
-          <w:sz w:val="24"/>
-        </w:rPr>
-        <w:t>What is wrong with this claim? (Hint: what changed besides speed?)</w:t>
-      </w:r>
-    </w:p>
-    <w:p>
-      <w:pPr>
-        <w:spacing w:before="40" w:after="120"/>
-        <w:pBdr>
-          <w:bottom w:val="single" w:sz="6" w:space="1" w:color="999999"/>
-        </w:pBdr>
-      </w:pPr>
-    </w:p>
-    <w:p>
-      <w:pPr>
-        <w:spacing w:before="40" w:after="120"/>
-        <w:pBdr>
-          <w:bottom w:val="single" w:sz="6" w:space="1" w:color="999999"/>
-        </w:pBdr>
-      </w:pPr>
     </w:p>
     <w:sectPr>
       <w:pgSz w:w="12240" w:h="15840"/>
@@ -1019,8 +558,9 @@
     <w:qFormat/>
     <w:rsid w:val="00FC693F"/>
     <w:rPr>
-      <w:rFonts w:ascii="Arial" w:hAnsi="Arial" w:eastAsia="Arial"/>
-      <w:sz w:val="22"/>
+      <w:rFonts w:ascii="Calibri" w:hAnsi="Calibri"/>
+      <w:color w:val="1A1D26"/>
+      <w:sz w:val="28"/>
     </w:rPr>
   </w:style>
   <w:style w:type="paragraph" w:styleId="Header">

--- a/production/worksheets/03-ch3-energy-speed-practice.docx
+++ b/production/worksheets/03-ch3-energy-speed-practice.docx
@@ -69,7 +69,7 @@
           <w:color w:val="1A1D26"/>
           <w:sz w:val="28"/>
         </w:rPr>
-        <w:t>1. A student rolls the same ball down a low ramp and a steeper ramp. The cup moves farther from the steeper ramp. What is the evidence?</w:t>
+        <w:t>1. A student rolls the same ball down a low ramp and a steeper ramp. The cup moves farther from the steeper ramp. What is the evidence that the ball had more energy of motion?</w:t>
       </w:r>
     </w:p>
     <w:p>
@@ -111,7 +111,7 @@
           <w:color w:val="1A1D26"/>
           <w:sz w:val="28"/>
         </w:rPr>
-        <w:t>2. Why is it one ball, not a heavy ball and a light ball?</w:t>
+        <w:t>2. This chapter compares one ball at two speeds. Why would a different ball change the test?</w:t>
       </w:r>
     </w:p>
     <w:p>
@@ -153,7 +153,7 @@
           <w:color w:val="1A1D26"/>
           <w:sz w:val="28"/>
         </w:rPr>
-        <w:t>3. Name one thing that was measured in centimeters, and one thing that was inferred.</w:t>
+        <w:t>3. Name one thing you measured in centimeters, and one thing you figured out from that change.</w:t>
       </w:r>
     </w:p>
     <w:p>
@@ -181,7 +181,7 @@
           <w:color w:val="1A1D26"/>
           <w:sz w:val="28"/>
         </w:rPr>
-        <w:t>Inferred: ______________________________________________________</w:t>
+        <w:t>Figured out: ___________________________________________________</w:t>
       </w:r>
     </w:p>
     <w:sectPr>

--- a/production/worksheets/03-ch3-energy-speed-practice.docx
+++ b/production/worksheets/03-ch3-energy-speed-practice.docx
@@ -10,6 +10,7 @@
         <w:rPr>
           <w:rFonts w:ascii="Calibri" w:hAnsi="Calibri"/>
           <w:b/>
+          <w:i w:val="0"/>
           <w:color w:val="1B4FC2"/>
           <w:sz w:val="36"/>
         </w:rPr>
@@ -24,6 +25,7 @@
         <w:rPr>
           <w:rFonts w:ascii="Calibri" w:hAnsi="Calibri"/>
           <w:b/>
+          <w:i w:val="0"/>
           <w:color w:val="1A1D26"/>
           <w:sz w:val="24"/>
         </w:rPr>
@@ -38,6 +40,7 @@
         <w:rPr>
           <w:rFonts w:ascii="Calibri" w:hAnsi="Calibri"/>
           <w:b w:val="0"/>
+          <w:i w:val="0"/>
           <w:color w:val="1A1D26"/>
           <w:sz w:val="28"/>
         </w:rPr>
@@ -52,6 +55,7 @@
         <w:rPr>
           <w:rFonts w:ascii="Calibri" w:hAnsi="Calibri"/>
           <w:b w:val="0"/>
+          <w:i w:val="0"/>
           <w:color w:val="1A1D26"/>
           <w:sz w:val="28"/>
         </w:rPr>
@@ -66,6 +70,7 @@
         <w:rPr>
           <w:rFonts w:ascii="Calibri" w:hAnsi="Calibri"/>
           <w:b/>
+          <w:i w:val="0"/>
           <w:color w:val="1A1D26"/>
           <w:sz w:val="28"/>
         </w:rPr>
@@ -80,6 +85,7 @@
         <w:rPr>
           <w:rFonts w:ascii="Calibri" w:hAnsi="Calibri"/>
           <w:b w:val="0"/>
+          <w:i w:val="0"/>
           <w:color w:val="1A1D26"/>
           <w:sz w:val="28"/>
         </w:rPr>
@@ -94,6 +100,7 @@
         <w:rPr>
           <w:rFonts w:ascii="Calibri" w:hAnsi="Calibri"/>
           <w:b w:val="0"/>
+          <w:i w:val="0"/>
           <w:color w:val="1A1D26"/>
           <w:sz w:val="28"/>
         </w:rPr>
@@ -108,6 +115,7 @@
         <w:rPr>
           <w:rFonts w:ascii="Calibri" w:hAnsi="Calibri"/>
           <w:b/>
+          <w:i w:val="0"/>
           <w:color w:val="1A1D26"/>
           <w:sz w:val="28"/>
         </w:rPr>
@@ -122,6 +130,7 @@
         <w:rPr>
           <w:rFonts w:ascii="Calibri" w:hAnsi="Calibri"/>
           <w:b w:val="0"/>
+          <w:i w:val="0"/>
           <w:color w:val="1A1D26"/>
           <w:sz w:val="28"/>
         </w:rPr>
@@ -136,6 +145,7 @@
         <w:rPr>
           <w:rFonts w:ascii="Calibri" w:hAnsi="Calibri"/>
           <w:b w:val="0"/>
+          <w:i w:val="0"/>
           <w:color w:val="1A1D26"/>
           <w:sz w:val="28"/>
         </w:rPr>
@@ -150,10 +160,11 @@
         <w:rPr>
           <w:rFonts w:ascii="Calibri" w:hAnsi="Calibri"/>
           <w:b/>
+          <w:i w:val="0"/>
           <w:color w:val="1A1D26"/>
           <w:sz w:val="28"/>
         </w:rPr>
-        <w:t>3. Name one thing you measured in centimeters, and one thing you figured out from that change.</w:t>
+        <w:t>3. Name one thing you measured in centimeters. Then name the two setups you compared to see which gave the same ball more energy of motion.</w:t>
       </w:r>
     </w:p>
     <w:p>
@@ -164,6 +175,7 @@
         <w:rPr>
           <w:rFonts w:ascii="Calibri" w:hAnsi="Calibri"/>
           <w:b w:val="0"/>
+          <w:i w:val="0"/>
           <w:color w:val="1A1D26"/>
           <w:sz w:val="28"/>
         </w:rPr>
@@ -178,10 +190,11 @@
         <w:rPr>
           <w:rFonts w:ascii="Calibri" w:hAnsi="Calibri"/>
           <w:b w:val="0"/>
+          <w:i w:val="0"/>
           <w:color w:val="1A1D26"/>
           <w:sz w:val="28"/>
         </w:rPr>
-        <w:t>Figured out: ___________________________________________________</w:t>
+        <w:t>Compared: ______________________________________________________</w:t>
       </w:r>
     </w:p>
     <w:sectPr>
